--- a/data/memories/memory_01/locales/es/documents/templates/Internal Report Template.docx
+++ b/data/memories/memory_01/locales/es/documents/templates/Internal Report Template.docx
@@ -8,7 +8,7 @@
         <w:jc w:val="center"/>
       </w:pPr>
       <w:r>
-        <w:t>Internal Report Template</w:t>
+        <w:t>Plantilla de informe interno</w:t>
       </w:r>
     </w:p>
     <w:p>
@@ -19,7 +19,7 @@
         <w:t xml:space="preserve">Classification: </w:t>
       </w:r>
       <w:r>
-        <w:t>Internal</w:t>
+        <w:t>Interno</w:t>
       </w:r>
       <w:r>
         <w:rPr>
@@ -39,7 +39,7 @@
         <w:t xml:space="preserve">Author: </w:t>
       </w:r>
       <w:r>
-        <w:t>Management Office</w:t>
+        <w:t>Oficina de Gestión</w:t>
       </w:r>
     </w:p>
     <w:p/>
@@ -48,7 +48,7 @@
         <w:pStyle w:val="Heading1"/>
       </w:pPr>
       <w:r>
-        <w:t>Report Summary</w:t>
+        <w:t>Resumen del informe</w:t>
       </w:r>
     </w:p>
     <w:p>
@@ -56,7 +56,7 @@
         <w:rPr>
           <w:sz w:val="22"/>
         </w:rPr>
-        <w:t>This template provides the standard structure for internal reports requiring review, approval and archival.</w:t>
+        <w:t>Esta plantilla proporciona la estructura estándar para informes internos que requieren revisión, aprobación y archivo.</w:t>
       </w:r>
     </w:p>
     <w:p>
@@ -64,7 +64,7 @@
         <w:pStyle w:val="Heading1"/>
       </w:pPr>
       <w:r>
-        <w:t>Executive Summary</w:t>
+        <w:t>Resumen ejecutivo</w:t>
       </w:r>
     </w:p>
     <w:p>
@@ -72,7 +72,7 @@
         <w:rPr>
           <w:sz w:val="22"/>
         </w:rPr>
-        <w:t>[Insert summary of findings, risks and recommended actions.]</w:t>
+        <w:t>[Insertar resumen de hallazgos, riesgos y acciones recomendadas.]</w:t>
       </w:r>
     </w:p>
     <w:p>
@@ -80,7 +80,7 @@
         <w:pStyle w:val="Heading1"/>
       </w:pPr>
       <w:r>
-        <w:t>Findings</w:t>
+        <w:t>Recomendaciones</w:t>
       </w:r>
     </w:p>
     <w:p>
@@ -88,7 +88,7 @@
         <w:pStyle w:val="ListBullet"/>
       </w:pPr>
       <w:r>
-        <w:t>[Finding one]</w:t>
+        <w:t>[Encontrar uno]</w:t>
       </w:r>
     </w:p>
     <w:p>
@@ -96,7 +96,7 @@
         <w:pStyle w:val="ListBullet"/>
       </w:pPr>
       <w:r>
-        <w:t>[Finding two]</w:t>
+        <w:t>[Encontrar dos]</w:t>
       </w:r>
     </w:p>
     <w:p>
@@ -104,7 +104,7 @@
         <w:pStyle w:val="ListBullet"/>
       </w:pPr>
       <w:r>
-        <w:t>[Finding three]</w:t>
+        <w:t>[Encontrar tres]</w:t>
       </w:r>
     </w:p>
     <w:p>
@@ -112,7 +112,7 @@
         <w:pStyle w:val="Heading1"/>
       </w:pPr>
       <w:r>
-        <w:t>Recommendations</w:t>
+        <w:t>Recomendaciones</w:t>
       </w:r>
     </w:p>
     <w:tbl>
@@ -133,7 +133,7 @@
           </w:tcPr>
           <w:p>
             <w:r>
-              <w:t>Recommendation</w:t>
+              <w:t>Recomendación</w:t>
             </w:r>
           </w:p>
         </w:tc>
@@ -143,7 +143,7 @@
           </w:tcPr>
           <w:p>
             <w:r>
-              <w:t>Priority</w:t>
+              <w:t>Prioridad</w:t>
             </w:r>
           </w:p>
         </w:tc>
@@ -153,7 +153,7 @@
           </w:tcPr>
           <w:p>
             <w:r>
-              <w:t>Owner</w:t>
+              <w:t>Dueño</w:t>
             </w:r>
           </w:p>
         </w:tc>
@@ -165,7 +165,7 @@
           </w:tcPr>
           <w:p>
             <w:r>
-              <w:t>[Recommendation]</w:t>
+              <w:t>[Recomendación]</w:t>
             </w:r>
           </w:p>
         </w:tc>
@@ -175,7 +175,7 @@
           </w:tcPr>
           <w:p>
             <w:r>
-              <w:t>[High/Medium/Low]</w:t>
+              <w:t>[Alto/Medio/Bajo]</w:t>
             </w:r>
           </w:p>
         </w:tc>
@@ -185,7 +185,7 @@
           </w:tcPr>
           <w:p>
             <w:r>
-              <w:t>[Owner]</w:t>
+              <w:t>[Dueño]</w:t>
             </w:r>
           </w:p>
         </w:tc>
@@ -196,7 +196,7 @@
         <w:pStyle w:val="Heading1"/>
       </w:pPr>
       <w:r>
-        <w:t>Document History</w:t>
+        <w:t>Historial del documento</w:t>
       </w:r>
     </w:p>
     <w:p>
@@ -204,7 +204,7 @@
         <w:rPr>
           <w:sz w:val="22"/>
         </w:rPr>
-        <w:t>Previous versions must be retained when modifications affect conclusions, approvals or responsibilities.</w:t>
+        <w:t>Deberán conservarse las versiones anteriores cuando las modificaciones afecten a conclusiones, aprobaciones o responsabilidades.</w:t>
       </w:r>
     </w:p>
     <w:sectPr>
